--- a/frontend/src/廠商投標表單/廠商投標表單/投標切結書.docx
+++ b/frontend/src/廠商投標表單/廠商投標表單/投標切結書.docx
@@ -46,7 +46,7 @@
                     <w:rPr>
                       <w:sz w:val="20"/>
                     </w:rPr>
-                    <w:t>3</w:t>
+                    <w:t>4</w:t>
                   </w:r>
                   <w:r>
                     <w:rPr>
@@ -60,7 +60,7 @@
                       <w:rFonts w:hint="eastAsia"/>
                       <w:sz w:val="20"/>
                     </w:rPr>
-                    <w:t>12</w:t>
+                    <w:t>06</w:t>
                   </w:r>
                   <w:r>
                     <w:rPr>
@@ -205,7 +205,7 @@
           <w:sz w:val="38"/>
           <w:szCs w:val="38"/>
         </w:rPr>
-        <w:t>採購投標須知、補充說明及有關規定投標，絕無與其他廠商互相勾結、壟斷標價、借用證照、圍標等違規及不法情</w:t>
+        <w:t>採購投標須知、補充說明及有關規定</w:t>
       </w:r>
       <w:bookmarkStart w:id="0" w:name="_GoBack"/>
       <w:bookmarkEnd w:id="0"/>
@@ -215,7 +215,7 @@
           <w:sz w:val="38"/>
           <w:szCs w:val="38"/>
         </w:rPr>
-        <w:t>事，</w:t>
+        <w:t>投標，絕無與其他廠商互相勾結、壟斷標價、借用證照、圍標等違規及不法情事，</w:t>
       </w:r>
       <w:r>
         <w:rPr>
